--- a/backend/data/seed/resumes/bed96c99-e190-51bb-90be-71ec0c26d95f.docx
+++ b/backend/data/seed/resumes/bed96c99-e190-51bb-90be-71ec0c26d95f.docx
@@ -9,7 +9,7 @@
     </w:p>
     <w:p>
       <w:r>
-        <w:t>Experienced Accountant in Finance based in New York, USA.</w:t>
+        <w:t>Experienced Financial Analyst in Finance based in New York, USA.</w:t>
       </w:r>
     </w:p>
     <w:p/>
@@ -42,7 +42,7 @@
     </w:p>
     <w:p>
       <w:r>
-        <w:t>- Accountant at Acme Corp</w:t>
+        <w:t>- Financial Analyst at Acme Corp</w:t>
       </w:r>
     </w:p>
     <w:p>
@@ -91,7 +91,7 @@
     </w:p>
     <w:p>
       <w:r>
-        <w:t>BSc Computer Science</w:t>
+        <w:t>Bootcamp</w:t>
       </w:r>
     </w:p>
     <w:p/>
